--- a/ai/Отчёт_практическое_задание_CNN.docx
+++ b/ai/Отчёт_практическое_задание_CNN.docx
@@ -98,6 +98,11 @@
       </w:pPr>
       <w:r>
         <w:t>2.2 Баланс классов</w:t>
+      </w:r>
+    </w:p>
+    <w:p>
+      <w:r>
+        <w:t w:space="preserve">Таблица 1. Гиперпараметры обучения модели</w:t>
       </w:r>
     </w:p>
     <w:tbl>
@@ -614,6 +619,11 @@
         <w:t>4.1 Гиперпараметры обучения</w:t>
       </w:r>
     </w:p>
+    <w:p>
+      <w:r>
+        <w:t w:space="preserve">Таблица 2. Итоговые метрики на тестовой выборке</w:t>
+      </w:r>
+    </w:p>
     <w:tbl>
       <w:tblPr>
         <w:tblStyle w:val="LightGrid-Accent1"/>
@@ -787,6 +797,11 @@
         <w:t>4.2 Итоговые метрики на тестовой выборке</w:t>
       </w:r>
     </w:p>
+    <w:p>
+      <w:r>
+        <w:t w:space="preserve">Таблица 3. Confusion Matrix (матрица ошибок)</w:t>
+      </w:r>
+    </w:p>
     <w:tbl>
       <w:tblPr>
         <w:tblStyle w:val="LightGrid-Accent1"/>
@@ -941,6 +956,11 @@
     <w:p>
       <w:r>
         <w:t>На тестовой выборке из 500 примеров получены следующие результаты (при пороге принятия решения = 0.5):</w:t>
+      </w:r>
+    </w:p>
+    <w:p>
+      <w:r>
+        <w:t w:space="preserve">Таблица 4. Метрики качества по классам</w:t>
       </w:r>
     </w:p>
     <w:tbl>
